--- a/results/paper/condensed_candidate_20261028_01/年报与法规双源RAG_统一主文_跨模型实跑候选稿_待终审.docx
+++ b/results/paper/condensed_candidate_20261028_01/年报与法规双源RAG_统一主文_跨模型实跑候选稿_待终审.docx
@@ -10533,7 +10533,7 @@
     <ns0:p>
       <ns0:pPr/>
       <ns0:r>
-        <ns0:t>跨模型补充运行的固定提示、模型版本、逐题输出及评分结果保存在项目材料中；Qwen运行目录为results/runs/qwen_cuda_cross_model_20261029_01，复算摘要为results/runs/qwen_cuda_cross_model_score_20261029_03/summary.json，对应脚本为scripts/run_qwen_cuda_cross_model_20261029.py和scripts/score_qwen_cross_model_20261029.py。两版既有参考及其来源均保留，未新增人工标注。</ns0:t>
+        <ns0:t>跨模型补充运行的固定提示、模型版本、逐题输出及评分结果保存在项目材料中；Qwen运行目录为results/runs/qwen_cuda_cross_model_20261029_01，复算摘要为results/runs/qwen_cuda_cross_model_score_20261029_04/summary.json，对应脚本为scripts/run_qwen_cuda_cross_model_20261029.py和scripts/score_qwen_cross_model_20261029.py。两版既有参考及其来源均保留，未新增人工标注。</ns0:t>
       </ns0:r>
     </ns0:p>
     <ns0:p>
